--- a/benison2.docx
+++ b/benison2.docx
@@ -12,7 +12,23 @@
     </w:p>
     <w:p>
       <w:r>
-        <w:t>illegal</w:t>
+        <w:t>I</w:t>
+      </w:r>
+      <w:r>
+        <w:t>llegal</w:t>
+      </w:r>
+    </w:p>
+    <w:p>
+      <w:r>
+        <w:t>benison</w:t>
+      </w:r>
+      <w:r>
+        <w:tab/>
+        <w:t>benison</w:t>
+      </w:r>
+      <w:r>
+        <w:tab/>
+        <w:t>benison</w:t>
       </w:r>
     </w:p>
     <w:p/>

--- a/benison2.docx
+++ b/benison2.docx
@@ -12,23 +12,7 @@
     </w:p>
     <w:p>
       <w:r>
-        <w:t>I</w:t>
-      </w:r>
-      <w:r>
-        <w:t>llegal</w:t>
-      </w:r>
-    </w:p>
-    <w:p>
-      <w:r>
-        <w:t>benison</w:t>
-      </w:r>
-      <w:r>
-        <w:tab/>
-        <w:t>benison</w:t>
-      </w:r>
-      <w:r>
-        <w:tab/>
-        <w:t>benison</w:t>
+        <w:t>illegal</w:t>
       </w:r>
     </w:p>
     <w:p/>
